--- a/storage/lettere_intestate/lettera_intestata_default.docx
+++ b/storage/lettere_intestate/lettera_intestata_default.docx
@@ -962,6 +962,234 @@
     <w:p>
       <w:pPr>
         <w:ind w:left="1347" w:right="1405"/>
+        <w:jc w:val="both"/>
+        <w:rPr>
+          <w:sz w:val="24"/>
+          <w:szCs w:val="24"/>
+          <w:lang w:val="it-IT"/>
+        </w:rPr>
+      </w:pPr>
+      <w:r>
+        <w:rPr>
+          <w:sz w:val="24"/>
+          <w:szCs w:val="24"/>
+          <w:lang w:val="it-IT"/>
+        </w:rPr>
+        <w:t>${BLOCCO_CLAUSOLA_CLUB_SPESE}</w:t>
+      </w:r>
+    </w:p>
+    <w:p>
+      <w:pPr>
+        <w:ind w:left="1347" w:right="1405"/>
+        <w:jc w:val="both"/>
+        <w:rPr>
+          <w:sz w:val="24"/>
+          <w:szCs w:val="24"/>
+          <w:lang w:val="it-IT"/>
+        </w:rPr>
+      </w:pPr>
+      <w:r>
+        <w:rPr>
+          <w:sz w:val="24"/>
+          <w:szCs w:val="24"/>
+          <w:lang w:val="it-IT"/>
+        </w:rPr>
+        <w:t>${CLAUSOLA_CLUB_SPESE}</w:t>
+      </w:r>
+    </w:p>
+    <w:p>
+      <w:pPr>
+        <w:ind w:left="1347" w:right="1405"/>
+        <w:jc w:val="both"/>
+        <w:rPr>
+          <w:sz w:val="24"/>
+          <w:szCs w:val="24"/>
+          <w:lang w:val="it-IT"/>
+        </w:rPr>
+      </w:pPr>
+      <w:r>
+        <w:rPr>
+          <w:sz w:val="24"/>
+          <w:szCs w:val="24"/>
+          <w:lang w:val="it-IT"/>
+        </w:rPr>
+        <w:t>${/BLOCCO_CLAUSOLA_CLUB_SPESE}</w:t>
+      </w:r>
+    </w:p>
+    <w:p>
+      <w:pPr>
+        <w:ind w:left="1347" w:right="1405"/>
+        <w:jc w:val="both"/>
+        <w:rPr>
+          <w:sz w:val="24"/>
+          <w:szCs w:val="24"/>
+          <w:lang w:val="it-IT"/>
+        </w:rPr>
+      </w:pPr>
+      <w:r>
+        <w:rPr>
+          <w:sz w:val="24"/>
+          <w:szCs w:val="24"/>
+          <w:lang w:val="it-IT"/>
+        </w:rPr>
+        <w:t>${BLOCCO_CLAUSOLA_CLUB_LOGISTICA}</w:t>
+      </w:r>
+    </w:p>
+    <w:p>
+      <w:pPr>
+        <w:ind w:left="1347" w:right="1405"/>
+        <w:jc w:val="both"/>
+        <w:rPr>
+          <w:sz w:val="24"/>
+          <w:szCs w:val="24"/>
+          <w:lang w:val="it-IT"/>
+        </w:rPr>
+      </w:pPr>
+      <w:r>
+        <w:rPr>
+          <w:sz w:val="24"/>
+          <w:szCs w:val="24"/>
+          <w:lang w:val="it-IT"/>
+        </w:rPr>
+        <w:t>${CLAUSOLA_CLUB_LOGISTICA}</w:t>
+      </w:r>
+    </w:p>
+    <w:p>
+      <w:pPr>
+        <w:ind w:left="1347" w:right="1405"/>
+        <w:jc w:val="both"/>
+        <w:rPr>
+          <w:sz w:val="24"/>
+          <w:szCs w:val="24"/>
+          <w:lang w:val="it-IT"/>
+        </w:rPr>
+      </w:pPr>
+      <w:r>
+        <w:rPr>
+          <w:sz w:val="24"/>
+          <w:szCs w:val="24"/>
+          <w:lang w:val="it-IT"/>
+        </w:rPr>
+        <w:t>${/BLOCCO_CLAUSOLA_CLUB_LOGISTICA}</w:t>
+      </w:r>
+    </w:p>
+    <w:p>
+      <w:pPr>
+        <w:ind w:left="1347" w:right="1405"/>
+        <w:jc w:val="both"/>
+        <w:rPr>
+          <w:sz w:val="24"/>
+          <w:szCs w:val="24"/>
+          <w:lang w:val="it-IT"/>
+        </w:rPr>
+      </w:pPr>
+      <w:r>
+        <w:rPr>
+          <w:sz w:val="24"/>
+          <w:szCs w:val="24"/>
+          <w:lang w:val="it-IT"/>
+        </w:rPr>
+        <w:t>${BLOCCO_CLAUSOLA_ARBITRO_RESPONSABILITA}</w:t>
+      </w:r>
+    </w:p>
+    <w:p>
+      <w:pPr>
+        <w:ind w:left="1347" w:right="1405"/>
+        <w:jc w:val="both"/>
+        <w:rPr>
+          <w:sz w:val="24"/>
+          <w:szCs w:val="24"/>
+          <w:lang w:val="it-IT"/>
+        </w:rPr>
+      </w:pPr>
+      <w:r>
+        <w:rPr>
+          <w:sz w:val="24"/>
+          <w:szCs w:val="24"/>
+          <w:lang w:val="it-IT"/>
+        </w:rPr>
+        <w:t>${CLAUSOLA_ARBITRO_RESPONSABILITA}</w:t>
+      </w:r>
+    </w:p>
+    <w:p>
+      <w:pPr>
+        <w:ind w:left="1347" w:right="1405"/>
+        <w:jc w:val="both"/>
+        <w:rPr>
+          <w:sz w:val="24"/>
+          <w:szCs w:val="24"/>
+          <w:lang w:val="it-IT"/>
+        </w:rPr>
+      </w:pPr>
+      <w:r>
+        <w:rPr>
+          <w:sz w:val="24"/>
+          <w:szCs w:val="24"/>
+          <w:lang w:val="it-IT"/>
+        </w:rPr>
+        <w:t>${/BLOCCO_CLAUSOLA_ARBITRO_RESPONSABILITA}</w:t>
+      </w:r>
+    </w:p>
+    <w:p>
+      <w:pPr>
+        <w:ind w:left="1347" w:right="1405"/>
+        <w:jc w:val="both"/>
+        <w:rPr>
+          <w:sz w:val="24"/>
+          <w:szCs w:val="24"/>
+          <w:lang w:val="it-IT"/>
+        </w:rPr>
+      </w:pPr>
+      <w:r>
+        <w:rPr>
+          <w:sz w:val="24"/>
+          <w:szCs w:val="24"/>
+          <w:lang w:val="it-IT"/>
+        </w:rPr>
+        <w:t>${BLOCCO_CLAUSOLA_ARBITRO_COMUNICAZIONI}</w:t>
+      </w:r>
+    </w:p>
+    <w:p>
+      <w:pPr>
+        <w:ind w:left="1347" w:right="1405"/>
+        <w:jc w:val="both"/>
+        <w:rPr>
+          <w:sz w:val="24"/>
+          <w:szCs w:val="24"/>
+          <w:lang w:val="it-IT"/>
+        </w:rPr>
+      </w:pPr>
+      <w:r>
+        <w:rPr>
+          <w:sz w:val="24"/>
+          <w:szCs w:val="24"/>
+          <w:lang w:val="it-IT"/>
+        </w:rPr>
+        <w:t>${CLAUSOLA_ARBITRO_COMUNICAZIONI}</w:t>
+      </w:r>
+    </w:p>
+    <w:p>
+      <w:pPr>
+        <w:ind w:left="1347" w:right="1405"/>
+        <w:jc w:val="both"/>
+        <w:rPr>
+          <w:sz w:val="24"/>
+          <w:szCs w:val="24"/>
+          <w:lang w:val="it-IT"/>
+        </w:rPr>
+      </w:pPr>
+      <w:r>
+        <w:rPr>
+          <w:sz w:val="24"/>
+          <w:szCs w:val="24"/>
+          <w:lang w:val="it-IT"/>
+        </w:rPr>
+        <w:t>${/BLOCCO_CLAUSOLA_ARBITRO_COMUNICAZIONI}</w:t>
+      </w:r>
+    </w:p>
+    <w:p>
+      <w:pPr>
+        <w:ind w:left="1347" w:right="1405"/>
         <w:rPr>
           <w:iCs/>
           <w:sz w:val="24"/>
@@ -1184,7 +1412,7 @@
         <v:path o:extrusionok="f" gradientshapeok="t" o:connecttype="rect"/>
         <o:lock v:ext="edit" aspectratio="t"/>
       </v:shapetype>
-      <v:shape id="_x0000_i1031" type="#_x0000_t75" style="width:5in;height:476pt" o:bullet="t">
+      <v:shape id="_x0000_i1025" type="#_x0000_t75" style="width:5in;height:476pt" o:bullet="t">
         <v:imagedata r:id="rId1" o:title="bullet"/>
       </v:shape>
     </w:pict>
